--- a/Ennn-Mac/E703-3Mc.docx
+++ b/Ennn-Mac/E703-3Mc.docx
@@ -71,7 +71,7 @@
           <w:sz w:val="26"/>
           <w:szCs w:val="26"/>
         </w:rPr>
-        <w:t xml:space="preserve">Syriac or </w:t>
+        <w:t xml:space="preserve">Syriac </w:t>
       </w:r>
       <w:r>
         <w:rPr>
@@ -82,7 +82,7 @@
           <w:sz w:val="26"/>
           <w:szCs w:val="26"/>
         </w:rPr>
-        <w:t>Armenian text of this book</w:t>
+        <w:t>text of this book</w:t>
       </w:r>
       <w:r>
         <w:rPr>
